--- a/en/data-mobilization/modules/ROOT/attachments/UC-Practice-exercise-sheet_EN.docx
+++ b/en/data-mobilization/modules/ROOT/attachments/UC-Practice-exercise-sheet_EN.docx
@@ -1,6 +1,6 @@
 
 <file path=word/document.xml><?xml version="1.0" encoding="utf-8"?>
-<w:document xmlns:wpc="http://schemas.microsoft.com/office/word/2010/wordprocessingCanvas" xmlns:cx="http://schemas.microsoft.com/office/drawing/2014/chartex" xmlns:cx1="http://schemas.microsoft.com/office/drawing/2015/9/8/chartex" xmlns:cx2="http://schemas.microsoft.com/office/drawing/2015/10/21/chartex" xmlns:cx3="http://schemas.microsoft.com/office/drawing/2016/5/9/chartex" xmlns:cx4="http://schemas.microsoft.com/office/drawing/2016/5/10/chartex" xmlns:cx5="http://schemas.microsoft.com/office/drawing/2016/5/11/chartex" xmlns:cx6="http://schemas.microsoft.com/office/drawing/2016/5/12/chartex" xmlns:cx7="http://schemas.microsoft.com/office/drawing/2016/5/13/chartex" xmlns:cx8="http://schemas.microsoft.com/office/drawing/2016/5/14/chartex" xmlns:mc="http://schemas.openxmlformats.org/markup-compatibility/2006" xmlns:aink="http://schemas.microsoft.com/office/drawing/2016/ink" xmlns:am3d="http://schemas.microsoft.com/office/drawing/2017/model3d" xmlns:o="urn:schemas-microsoft-com:office:office" xmlns:oel="http://schemas.microsoft.com/office/2019/extlst" xmlns:r="http://schemas.openxmlformats.org/officeDocument/2006/relationships" xmlns:m="http://schemas.openxmlformats.org/officeDocument/2006/math" xmlns:v="urn:schemas-microsoft-com:vml" xmlns:wp14="http://schemas.microsoft.com/office/word/2010/wordprocessingDrawing" xmlns:wp="http://schemas.openxmlformats.org/drawingml/2006/wordprocessingDrawing" xmlns:w10="urn:schemas-microsoft-com:office:word" xmlns:w="http://schemas.openxmlformats.org/wordprocessingml/2006/main" xmlns:w14="http://schemas.microsoft.com/office/word/2010/wordml" xmlns:w15="http://schemas.microsoft.com/office/word/2012/wordml" xmlns:w16cex="http://schemas.microsoft.com/office/word/2018/wordml/cex" xmlns:w16cid="http://schemas.microsoft.com/office/word/2016/wordml/cid" xmlns:w16="http://schemas.microsoft.com/office/word/2018/wordml" xmlns:w16du="http://schemas.microsoft.com/office/word/2023/wordml/word16du" xmlns:w16sdtdh="http://schemas.microsoft.com/office/word/2020/wordml/sdtdatahash" xmlns:w16sdtfl="http://schemas.microsoft.com/office/word/2024/wordml/sdtformatlock" xmlns:w16se="http://schemas.microsoft.com/office/word/2015/wordml/symex" xmlns:wpg="http://schemas.microsoft.com/office/word/2010/wordprocessingGroup" xmlns:wpi="http://schemas.microsoft.com/office/word/2010/wordprocessingInk" xmlns:wne="http://schemas.microsoft.com/office/word/2006/wordml" xmlns:wps="http://schemas.microsoft.com/office/word/2010/wordprocessingShape" mc:Ignorable="w14 w15 w16se w16cid w16 w16cex w16sdtdh w16sdtfl w16du wp14">
+<w:document xmlns:wpc="http://schemas.microsoft.com/office/word/2010/wordprocessingCanvas" xmlns:cx="http://schemas.microsoft.com/office/drawing/2014/chartex" xmlns:cx1="http://schemas.microsoft.com/office/drawing/2015/9/8/chartex" xmlns:cx2="http://schemas.microsoft.com/office/drawing/2015/10/21/chartex" xmlns:cx3="http://schemas.microsoft.com/office/drawing/2016/5/9/chartex" xmlns:cx4="http://schemas.microsoft.com/office/drawing/2016/5/10/chartex" xmlns:cx5="http://schemas.microsoft.com/office/drawing/2016/5/11/chartex" xmlns:cx6="http://schemas.microsoft.com/office/drawing/2016/5/12/chartex" xmlns:cx7="http://schemas.microsoft.com/office/drawing/2016/5/13/chartex" xmlns:cx8="http://schemas.microsoft.com/office/drawing/2016/5/14/chartex" xmlns:mc="http://schemas.openxmlformats.org/markup-compatibility/2006" xmlns:m="http://schemas.openxmlformats.org/officeDocument/2006/math" xmlns:aink="http://schemas.microsoft.com/office/drawing/2016/ink" xmlns:am3d="http://schemas.microsoft.com/office/drawing/2017/model3d" xmlns:oel="http://schemas.microsoft.com/office/2019/extlst" xmlns:r="http://schemas.openxmlformats.org/officeDocument/2006/relationships" xmlns:wp14="http://schemas.microsoft.com/office/word/2010/wordprocessingDrawing" xmlns:wp="http://schemas.openxmlformats.org/drawingml/2006/wordprocessingDrawing" xmlns:wpg="http://schemas.microsoft.com/office/word/2010/wordprocessingGroup" xmlns:wpi="http://schemas.microsoft.com/office/word/2010/wordprocessingInk" xmlns:wps="http://schemas.microsoft.com/office/word/2010/wordprocessingShape" xmlns:o="urn:schemas-microsoft-com:office:office" xmlns:v="urn:schemas-microsoft-com:vml" xmlns:w10="urn:schemas-microsoft-com:office:word" xmlns:w="http://schemas.openxmlformats.org/wordprocessingml/2006/main" xmlns:w14="http://schemas.microsoft.com/office/word/2010/wordml" xmlns:w15="http://schemas.microsoft.com/office/word/2012/wordml" xmlns:w16cex="http://schemas.microsoft.com/office/word/2018/wordml/cex" xmlns:w16cid="http://schemas.microsoft.com/office/word/2016/wordml/cid" xmlns:w16="http://schemas.microsoft.com/office/word/2018/wordml" xmlns:w16sdtdh="http://schemas.microsoft.com/office/word/2020/wordml/sdtdatahash" xmlns:w16sdtfl="http://schemas.microsoft.com/office/word/2024/wordml/sdtformatlock" xmlns:w16se="http://schemas.microsoft.com/office/word/2015/wordml/symex" xmlns:w16du="http://schemas.microsoft.com/office/word/2023/wordml/word16du" xmlns:wne="http://schemas.microsoft.com/office/word/2006/wordml" mc:Ignorable="w14 w15 w16se w16cid w16 w16cex w16sdtdh w16sdtfl w16du wp14">
   <w:background w:color="FFFFFF"/>
   <w:body>
     <w:p>
@@ -68,56 +68,16 @@
         </w:rPr>
         <w:t xml:space="preserve"> - </w:t>
       </w:r>
-      <w:r>
-        <w:rPr>
-          <w:b/>
-          <w:bCs/>
-        </w:rPr>
-        <w:fldChar w:fldCharType="begin"/>
-      </w:r>
-      <w:r>
-        <w:rPr>
-          <w:b/>
-          <w:bCs/>
-        </w:rPr>
-        <w:instrText>HYPERLINK "</w:instrText>
-      </w:r>
-      <w:r>
-        <w:rPr>
-          <w:b/>
-          <w:bCs/>
-        </w:rPr>
-        <w:instrText>https://training.gbif.org/en/data-mobilization/capture#exercise-1a</w:instrText>
-      </w:r>
-      <w:r>
-        <w:rPr>
-          <w:b/>
-          <w:bCs/>
-        </w:rPr>
-        <w:instrText>"</w:instrText>
-      </w:r>
-      <w:r>
-        <w:rPr>
-          <w:b/>
-          <w:bCs/>
-        </w:rPr>
-        <w:fldChar w:fldCharType="separate"/>
-      </w:r>
-      <w:r>
-        <w:rPr>
-          <w:rStyle w:val="Hyperlink"/>
-          <w:b/>
-          <w:bCs/>
-        </w:rPr>
-        <w:t>https://training.gbif.org/en/data-mobilization/capture#exercise-1a</w:t>
-      </w:r>
-      <w:r>
-        <w:rPr>
-          <w:b/>
-          <w:bCs/>
-        </w:rPr>
-        <w:fldChar w:fldCharType="end"/>
-      </w:r>
+      <w:hyperlink r:id="rId7" w:history="1">
+        <w:r>
+          <w:rPr>
+            <w:rStyle w:val="Hyperlink"/>
+            <w:b/>
+            <w:bCs/>
+          </w:rPr>
+          <w:t>https://training.gbif.org/en/data-mobilization/capture#exercise-1a</w:t>
+        </w:r>
+      </w:hyperlink>
       <w:r>
         <w:rPr>
           <w:b/>
@@ -125,7 +85,7 @@
         </w:rPr>
         <w:t xml:space="preserve">  </w:t>
       </w:r>
-      <w:hyperlink r:id="rId7" w:history="1">
+      <w:hyperlink r:id="rId8" w:history="1">
         <w:r>
           <w:rPr>
             <w:rStyle w:val="Hyperlink"/>
@@ -923,7 +883,7 @@
         </w:rPr>
         <w:t xml:space="preserve"> - </w:t>
       </w:r>
-      <w:hyperlink r:id="rId8" w:history="1">
+      <w:hyperlink r:id="rId9" w:anchor="exercise-1b" w:history="1">
         <w:r>
           <w:rPr>
             <w:rStyle w:val="Hyperlink"/>
@@ -1206,7 +1166,7 @@
         </w:rPr>
         <w:t xml:space="preserve"> – </w:t>
       </w:r>
-      <w:hyperlink r:id="rId9" w:history="1">
+      <w:hyperlink r:id="rId10" w:anchor="exercise-1c" w:history="1">
         <w:r>
           <w:rPr>
             <w:rStyle w:val="Hyperlink"/>
@@ -1352,7 +1312,19 @@
               <w:rPr>
                 <w:b/>
               </w:rPr>
-              <w:t>What data fields will uniquely identify the site and observations in this dataset?</w:t>
+              <w:t>How will you construct identifier</w:t>
+            </w:r>
+            <w:r>
+              <w:rPr>
+                <w:b/>
+              </w:rPr>
+              <w:t>s</w:t>
+            </w:r>
+            <w:r>
+              <w:rPr>
+                <w:b/>
+              </w:rPr>
+              <w:t xml:space="preserve"> to uniquely identify records in this dataset?</w:t>
             </w:r>
           </w:p>
         </w:tc>
@@ -1546,7 +1518,7 @@
       <w:r>
         <w:t xml:space="preserve">- </w:t>
       </w:r>
-      <w:hyperlink r:id="rId10" w:history="1">
+      <w:hyperlink r:id="rId11" w:anchor="exercise-2a" w:history="1">
         <w:r>
           <w:rPr>
             <w:rStyle w:val="Hyperlink"/>
@@ -3474,7 +3446,7 @@
       <w:r>
         <w:t xml:space="preserve"> and cleaning - </w:t>
       </w:r>
-      <w:hyperlink r:id="rId11" w:history="1">
+      <w:hyperlink r:id="rId12" w:anchor="exercise-2b" w:history="1">
         <w:r>
           <w:rPr>
             <w:rStyle w:val="Hyperlink"/>
@@ -3503,7 +3475,7 @@
       <w:r>
         <w:t xml:space="preserve">GBIF Name Matching Tool - </w:t>
       </w:r>
-      <w:hyperlink r:id="rId12" w:history="1">
+      <w:hyperlink r:id="rId13" w:history="1">
         <w:r>
           <w:rPr>
             <w:rStyle w:val="Hyperlink"/>
@@ -3526,7 +3498,7 @@
       <w:r>
         <w:t xml:space="preserve">Canadensys Coordinate Converter - </w:t>
       </w:r>
-      <w:hyperlink r:id="rId13" w:history="1">
+      <w:hyperlink r:id="rId14" w:history="1">
         <w:r>
           <w:rPr>
             <w:rStyle w:val="Hyperlink"/>
@@ -3549,7 +3521,7 @@
       <w:r>
         <w:t xml:space="preserve">InfoXY - </w:t>
       </w:r>
-      <w:hyperlink r:id="rId14" w:history="1">
+      <w:hyperlink r:id="rId15" w:history="1">
         <w:r>
           <w:rPr>
             <w:rStyle w:val="Hyperlink"/>
@@ -4417,7 +4389,7 @@
       <w:r>
         <w:t xml:space="preserve"> - </w:t>
       </w:r>
-      <w:hyperlink r:id="rId15" w:history="1">
+      <w:hyperlink r:id="rId16" w:anchor="exercise-2c" w:history="1">
         <w:r>
           <w:rPr>
             <w:rStyle w:val="Hyperlink"/>
@@ -4555,7 +4527,7 @@
       <w:r>
         <w:t xml:space="preserve"> - </w:t>
       </w:r>
-      <w:hyperlink r:id="rId16" w:history="1">
+      <w:hyperlink r:id="rId17" w:anchor="exercise-3" w:history="1">
         <w:r>
           <w:rPr>
             <w:rStyle w:val="Hyperlink"/>
@@ -4745,12 +4717,12 @@
       <w:bookmarkEnd w:id="9"/>
     </w:p>
     <w:sectPr>
-      <w:headerReference w:type="even" r:id="rId17"/>
-      <w:headerReference w:type="default" r:id="rId18"/>
-      <w:footerReference w:type="even" r:id="rId19"/>
-      <w:footerReference w:type="default" r:id="rId20"/>
-      <w:headerReference w:type="first" r:id="rId21"/>
-      <w:footerReference w:type="first" r:id="rId22"/>
+      <w:headerReference w:type="even" r:id="rId18"/>
+      <w:headerReference w:type="default" r:id="rId19"/>
+      <w:footerReference w:type="even" r:id="rId20"/>
+      <w:footerReference w:type="default" r:id="rId21"/>
+      <w:headerReference w:type="first" r:id="rId22"/>
+      <w:footerReference w:type="first" r:id="rId23"/>
       <w:pgSz w:w="11894" w:h="16819"/>
       <w:pgMar w:top="1800" w:right="360" w:bottom="792" w:left="720" w:header="0" w:footer="720" w:gutter="0"/>
       <w:pgNumType w:start="1"/>
@@ -4761,7 +4733,7 @@
 </file>
 
 <file path=word/endnotes.xml><?xml version="1.0" encoding="utf-8"?>
-<w:endnotes xmlns:wpc="http://schemas.microsoft.com/office/word/2010/wordprocessingCanvas" xmlns:cx="http://schemas.microsoft.com/office/drawing/2014/chartex" xmlns:cx1="http://schemas.microsoft.com/office/drawing/2015/9/8/chartex" xmlns:cx2="http://schemas.microsoft.com/office/drawing/2015/10/21/chartex" xmlns:cx3="http://schemas.microsoft.com/office/drawing/2016/5/9/chartex" xmlns:cx4="http://schemas.microsoft.com/office/drawing/2016/5/10/chartex" xmlns:cx5="http://schemas.microsoft.com/office/drawing/2016/5/11/chartex" xmlns:cx6="http://schemas.microsoft.com/office/drawing/2016/5/12/chartex" xmlns:cx7="http://schemas.microsoft.com/office/drawing/2016/5/13/chartex" xmlns:cx8="http://schemas.microsoft.com/office/drawing/2016/5/14/chartex" xmlns:mc="http://schemas.openxmlformats.org/markup-compatibility/2006" xmlns:aink="http://schemas.microsoft.com/office/drawing/2016/ink" xmlns:am3d="http://schemas.microsoft.com/office/drawing/2017/model3d" xmlns:o="urn:schemas-microsoft-com:office:office" xmlns:oel="http://schemas.microsoft.com/office/2019/extlst" xmlns:r="http://schemas.openxmlformats.org/officeDocument/2006/relationships" xmlns:m="http://schemas.openxmlformats.org/officeDocument/2006/math" xmlns:v="urn:schemas-microsoft-com:vml" xmlns:wp14="http://schemas.microsoft.com/office/word/2010/wordprocessingDrawing" xmlns:wp="http://schemas.openxmlformats.org/drawingml/2006/wordprocessingDrawing" xmlns:w10="urn:schemas-microsoft-com:office:word" xmlns:w="http://schemas.openxmlformats.org/wordprocessingml/2006/main" xmlns:w14="http://schemas.microsoft.com/office/word/2010/wordml" xmlns:w15="http://schemas.microsoft.com/office/word/2012/wordml" xmlns:w16cex="http://schemas.microsoft.com/office/word/2018/wordml/cex" xmlns:w16cid="http://schemas.microsoft.com/office/word/2016/wordml/cid" xmlns:w16="http://schemas.microsoft.com/office/word/2018/wordml" xmlns:w16du="http://schemas.microsoft.com/office/word/2023/wordml/word16du" xmlns:w16sdtdh="http://schemas.microsoft.com/office/word/2020/wordml/sdtdatahash" xmlns:w16sdtfl="http://schemas.microsoft.com/office/word/2024/wordml/sdtformatlock" xmlns:w16se="http://schemas.microsoft.com/office/word/2015/wordml/symex" xmlns:wpg="http://schemas.microsoft.com/office/word/2010/wordprocessingGroup" xmlns:wpi="http://schemas.microsoft.com/office/word/2010/wordprocessingInk" xmlns:wne="http://schemas.microsoft.com/office/word/2006/wordml" xmlns:wps="http://schemas.microsoft.com/office/word/2010/wordprocessingShape" mc:Ignorable="w14 w15 w16se w16cid w16 w16cex w16sdtdh w16sdtfl w16du wp14">
+<w:endnotes xmlns:wpc="http://schemas.microsoft.com/office/word/2010/wordprocessingCanvas" xmlns:cx="http://schemas.microsoft.com/office/drawing/2014/chartex" xmlns:cx1="http://schemas.microsoft.com/office/drawing/2015/9/8/chartex" xmlns:cx2="http://schemas.microsoft.com/office/drawing/2015/10/21/chartex" xmlns:cx3="http://schemas.microsoft.com/office/drawing/2016/5/9/chartex" xmlns:cx4="http://schemas.microsoft.com/office/drawing/2016/5/10/chartex" xmlns:cx5="http://schemas.microsoft.com/office/drawing/2016/5/11/chartex" xmlns:cx6="http://schemas.microsoft.com/office/drawing/2016/5/12/chartex" xmlns:cx7="http://schemas.microsoft.com/office/drawing/2016/5/13/chartex" xmlns:cx8="http://schemas.microsoft.com/office/drawing/2016/5/14/chartex" xmlns:mc="http://schemas.openxmlformats.org/markup-compatibility/2006" xmlns:m="http://schemas.openxmlformats.org/officeDocument/2006/math" xmlns:aink="http://schemas.microsoft.com/office/drawing/2016/ink" xmlns:am3d="http://schemas.microsoft.com/office/drawing/2017/model3d" xmlns:oel="http://schemas.microsoft.com/office/2019/extlst" xmlns:r="http://schemas.openxmlformats.org/officeDocument/2006/relationships" xmlns:wp14="http://schemas.microsoft.com/office/word/2010/wordprocessingDrawing" xmlns:wp="http://schemas.openxmlformats.org/drawingml/2006/wordprocessingDrawing" xmlns:wpg="http://schemas.microsoft.com/office/word/2010/wordprocessingGroup" xmlns:wpi="http://schemas.microsoft.com/office/word/2010/wordprocessingInk" xmlns:wps="http://schemas.microsoft.com/office/word/2010/wordprocessingShape" xmlns:o="urn:schemas-microsoft-com:office:office" xmlns:v="urn:schemas-microsoft-com:vml" xmlns:w10="urn:schemas-microsoft-com:office:word" xmlns:w="http://schemas.openxmlformats.org/wordprocessingml/2006/main" xmlns:w14="http://schemas.microsoft.com/office/word/2010/wordml" xmlns:w15="http://schemas.microsoft.com/office/word/2012/wordml" xmlns:w16cex="http://schemas.microsoft.com/office/word/2018/wordml/cex" xmlns:w16cid="http://schemas.microsoft.com/office/word/2016/wordml/cid" xmlns:w16="http://schemas.microsoft.com/office/word/2018/wordml" xmlns:w16sdtdh="http://schemas.microsoft.com/office/word/2020/wordml/sdtdatahash" xmlns:w16sdtfl="http://schemas.microsoft.com/office/word/2024/wordml/sdtformatlock" xmlns:w16se="http://schemas.microsoft.com/office/word/2015/wordml/symex" xmlns:w16du="http://schemas.microsoft.com/office/word/2023/wordml/word16du" xmlns:wne="http://schemas.microsoft.com/office/word/2006/wordml" mc:Ignorable="w14 w15 w16se w16cid w16 w16cex w16sdtdh w16sdtfl w16du wp14">
   <w:endnote w:type="separator" w:id="-1">
     <w:p>
       <w:pPr>
@@ -4786,7 +4758,7 @@
 </file>
 
 <file path=word/footer1.xml><?xml version="1.0" encoding="utf-8"?>
-<w:ftr xmlns:wpc="http://schemas.microsoft.com/office/word/2010/wordprocessingCanvas" xmlns:cx="http://schemas.microsoft.com/office/drawing/2014/chartex" xmlns:cx1="http://schemas.microsoft.com/office/drawing/2015/9/8/chartex" xmlns:cx2="http://schemas.microsoft.com/office/drawing/2015/10/21/chartex" xmlns:cx3="http://schemas.microsoft.com/office/drawing/2016/5/9/chartex" xmlns:cx4="http://schemas.microsoft.com/office/drawing/2016/5/10/chartex" xmlns:cx5="http://schemas.microsoft.com/office/drawing/2016/5/11/chartex" xmlns:cx6="http://schemas.microsoft.com/office/drawing/2016/5/12/chartex" xmlns:cx7="http://schemas.microsoft.com/office/drawing/2016/5/13/chartex" xmlns:cx8="http://schemas.microsoft.com/office/drawing/2016/5/14/chartex" xmlns:mc="http://schemas.openxmlformats.org/markup-compatibility/2006" xmlns:aink="http://schemas.microsoft.com/office/drawing/2016/ink" xmlns:am3d="http://schemas.microsoft.com/office/drawing/2017/model3d" xmlns:o="urn:schemas-microsoft-com:office:office" xmlns:oel="http://schemas.microsoft.com/office/2019/extlst" xmlns:r="http://schemas.openxmlformats.org/officeDocument/2006/relationships" xmlns:m="http://schemas.openxmlformats.org/officeDocument/2006/math" xmlns:v="urn:schemas-microsoft-com:vml" xmlns:wp14="http://schemas.microsoft.com/office/word/2010/wordprocessingDrawing" xmlns:wp="http://schemas.openxmlformats.org/drawingml/2006/wordprocessingDrawing" xmlns:w10="urn:schemas-microsoft-com:office:word" xmlns:w="http://schemas.openxmlformats.org/wordprocessingml/2006/main" xmlns:w14="http://schemas.microsoft.com/office/word/2010/wordml" xmlns:w15="http://schemas.microsoft.com/office/word/2012/wordml" xmlns:w16cex="http://schemas.microsoft.com/office/word/2018/wordml/cex" xmlns:w16cid="http://schemas.microsoft.com/office/word/2016/wordml/cid" xmlns:w16="http://schemas.microsoft.com/office/word/2018/wordml" xmlns:w16du="http://schemas.microsoft.com/office/word/2023/wordml/word16du" xmlns:w16sdtdh="http://schemas.microsoft.com/office/word/2020/wordml/sdtdatahash" xmlns:w16sdtfl="http://schemas.microsoft.com/office/word/2024/wordml/sdtformatlock" xmlns:w16se="http://schemas.microsoft.com/office/word/2015/wordml/symex" xmlns:wpg="http://schemas.microsoft.com/office/word/2010/wordprocessingGroup" xmlns:wpi="http://schemas.microsoft.com/office/word/2010/wordprocessingInk" xmlns:wne="http://schemas.microsoft.com/office/word/2006/wordml" xmlns:wps="http://schemas.microsoft.com/office/word/2010/wordprocessingShape" mc:Ignorable="w14 w15 w16se w16cid w16 w16cex w16sdtdh w16sdtfl w16du wp14">
+<w:ftr xmlns:wpc="http://schemas.microsoft.com/office/word/2010/wordprocessingCanvas" xmlns:cx="http://schemas.microsoft.com/office/drawing/2014/chartex" xmlns:cx1="http://schemas.microsoft.com/office/drawing/2015/9/8/chartex" xmlns:cx2="http://schemas.microsoft.com/office/drawing/2015/10/21/chartex" xmlns:cx3="http://schemas.microsoft.com/office/drawing/2016/5/9/chartex" xmlns:cx4="http://schemas.microsoft.com/office/drawing/2016/5/10/chartex" xmlns:cx5="http://schemas.microsoft.com/office/drawing/2016/5/11/chartex" xmlns:cx6="http://schemas.microsoft.com/office/drawing/2016/5/12/chartex" xmlns:cx7="http://schemas.microsoft.com/office/drawing/2016/5/13/chartex" xmlns:cx8="http://schemas.microsoft.com/office/drawing/2016/5/14/chartex" xmlns:mc="http://schemas.openxmlformats.org/markup-compatibility/2006" xmlns:m="http://schemas.openxmlformats.org/officeDocument/2006/math" xmlns:aink="http://schemas.microsoft.com/office/drawing/2016/ink" xmlns:am3d="http://schemas.microsoft.com/office/drawing/2017/model3d" xmlns:oel="http://schemas.microsoft.com/office/2019/extlst" xmlns:r="http://schemas.openxmlformats.org/officeDocument/2006/relationships" xmlns:wp14="http://schemas.microsoft.com/office/word/2010/wordprocessingDrawing" xmlns:wp="http://schemas.openxmlformats.org/drawingml/2006/wordprocessingDrawing" xmlns:wpg="http://schemas.microsoft.com/office/word/2010/wordprocessingGroup" xmlns:wpi="http://schemas.microsoft.com/office/word/2010/wordprocessingInk" xmlns:wps="http://schemas.microsoft.com/office/word/2010/wordprocessingShape" xmlns:o="urn:schemas-microsoft-com:office:office" xmlns:v="urn:schemas-microsoft-com:vml" xmlns:w10="urn:schemas-microsoft-com:office:word" xmlns:w="http://schemas.openxmlformats.org/wordprocessingml/2006/main" xmlns:w14="http://schemas.microsoft.com/office/word/2010/wordml" xmlns:w15="http://schemas.microsoft.com/office/word/2012/wordml" xmlns:w16cex="http://schemas.microsoft.com/office/word/2018/wordml/cex" xmlns:w16cid="http://schemas.microsoft.com/office/word/2016/wordml/cid" xmlns:w16="http://schemas.microsoft.com/office/word/2018/wordml" xmlns:w16sdtdh="http://schemas.microsoft.com/office/word/2020/wordml/sdtdatahash" xmlns:w16sdtfl="http://schemas.microsoft.com/office/word/2024/wordml/sdtformatlock" xmlns:w16se="http://schemas.microsoft.com/office/word/2015/wordml/symex" xmlns:w16du="http://schemas.microsoft.com/office/word/2023/wordml/word16du" xmlns:wne="http://schemas.microsoft.com/office/word/2006/wordml" mc:Ignorable="w14 w15 w16se w16cid w16 w16cex w16sdtdh w16sdtfl w16du wp14">
   <w:p>
     <w:pPr>
       <w:pStyle w:val="Footer"/>
@@ -4796,7 +4768,7 @@
 </file>
 
 <file path=word/footer2.xml><?xml version="1.0" encoding="utf-8"?>
-<w:ftr xmlns:wpc="http://schemas.microsoft.com/office/word/2010/wordprocessingCanvas" xmlns:cx="http://schemas.microsoft.com/office/drawing/2014/chartex" xmlns:cx1="http://schemas.microsoft.com/office/drawing/2015/9/8/chartex" xmlns:cx2="http://schemas.microsoft.com/office/drawing/2015/10/21/chartex" xmlns:cx3="http://schemas.microsoft.com/office/drawing/2016/5/9/chartex" xmlns:cx4="http://schemas.microsoft.com/office/drawing/2016/5/10/chartex" xmlns:cx5="http://schemas.microsoft.com/office/drawing/2016/5/11/chartex" xmlns:cx6="http://schemas.microsoft.com/office/drawing/2016/5/12/chartex" xmlns:cx7="http://schemas.microsoft.com/office/drawing/2016/5/13/chartex" xmlns:cx8="http://schemas.microsoft.com/office/drawing/2016/5/14/chartex" xmlns:mc="http://schemas.openxmlformats.org/markup-compatibility/2006" xmlns:aink="http://schemas.microsoft.com/office/drawing/2016/ink" xmlns:am3d="http://schemas.microsoft.com/office/drawing/2017/model3d" xmlns:o="urn:schemas-microsoft-com:office:office" xmlns:oel="http://schemas.microsoft.com/office/2019/extlst" xmlns:r="http://schemas.openxmlformats.org/officeDocument/2006/relationships" xmlns:m="http://schemas.openxmlformats.org/officeDocument/2006/math" xmlns:v="urn:schemas-microsoft-com:vml" xmlns:wp14="http://schemas.microsoft.com/office/word/2010/wordprocessingDrawing" xmlns:wp="http://schemas.openxmlformats.org/drawingml/2006/wordprocessingDrawing" xmlns:w10="urn:schemas-microsoft-com:office:word" xmlns:w="http://schemas.openxmlformats.org/wordprocessingml/2006/main" xmlns:w14="http://schemas.microsoft.com/office/word/2010/wordml" xmlns:w15="http://schemas.microsoft.com/office/word/2012/wordml" xmlns:w16cex="http://schemas.microsoft.com/office/word/2018/wordml/cex" xmlns:w16cid="http://schemas.microsoft.com/office/word/2016/wordml/cid" xmlns:w16="http://schemas.microsoft.com/office/word/2018/wordml" xmlns:w16du="http://schemas.microsoft.com/office/word/2023/wordml/word16du" xmlns:w16sdtdh="http://schemas.microsoft.com/office/word/2020/wordml/sdtdatahash" xmlns:w16sdtfl="http://schemas.microsoft.com/office/word/2024/wordml/sdtformatlock" xmlns:w16se="http://schemas.microsoft.com/office/word/2015/wordml/symex" xmlns:wpg="http://schemas.microsoft.com/office/word/2010/wordprocessingGroup" xmlns:wpi="http://schemas.microsoft.com/office/word/2010/wordprocessingInk" xmlns:wne="http://schemas.microsoft.com/office/word/2006/wordml" xmlns:wps="http://schemas.microsoft.com/office/word/2010/wordprocessingShape" mc:Ignorable="w14 w15 w16se w16cid w16 w16cex w16sdtdh w16sdtfl w16du wp14">
+<w:ftr xmlns:wpc="http://schemas.microsoft.com/office/word/2010/wordprocessingCanvas" xmlns:cx="http://schemas.microsoft.com/office/drawing/2014/chartex" xmlns:cx1="http://schemas.microsoft.com/office/drawing/2015/9/8/chartex" xmlns:cx2="http://schemas.microsoft.com/office/drawing/2015/10/21/chartex" xmlns:cx3="http://schemas.microsoft.com/office/drawing/2016/5/9/chartex" xmlns:cx4="http://schemas.microsoft.com/office/drawing/2016/5/10/chartex" xmlns:cx5="http://schemas.microsoft.com/office/drawing/2016/5/11/chartex" xmlns:cx6="http://schemas.microsoft.com/office/drawing/2016/5/12/chartex" xmlns:cx7="http://schemas.microsoft.com/office/drawing/2016/5/13/chartex" xmlns:cx8="http://schemas.microsoft.com/office/drawing/2016/5/14/chartex" xmlns:mc="http://schemas.openxmlformats.org/markup-compatibility/2006" xmlns:m="http://schemas.openxmlformats.org/officeDocument/2006/math" xmlns:aink="http://schemas.microsoft.com/office/drawing/2016/ink" xmlns:am3d="http://schemas.microsoft.com/office/drawing/2017/model3d" xmlns:oel="http://schemas.microsoft.com/office/2019/extlst" xmlns:r="http://schemas.openxmlformats.org/officeDocument/2006/relationships" xmlns:wp14="http://schemas.microsoft.com/office/word/2010/wordprocessingDrawing" xmlns:wp="http://schemas.openxmlformats.org/drawingml/2006/wordprocessingDrawing" xmlns:wpg="http://schemas.microsoft.com/office/word/2010/wordprocessingGroup" xmlns:wpi="http://schemas.microsoft.com/office/word/2010/wordprocessingInk" xmlns:wps="http://schemas.microsoft.com/office/word/2010/wordprocessingShape" xmlns:o="urn:schemas-microsoft-com:office:office" xmlns:v="urn:schemas-microsoft-com:vml" xmlns:w10="urn:schemas-microsoft-com:office:word" xmlns:w="http://schemas.openxmlformats.org/wordprocessingml/2006/main" xmlns:w14="http://schemas.microsoft.com/office/word/2010/wordml" xmlns:w15="http://schemas.microsoft.com/office/word/2012/wordml" xmlns:w16cex="http://schemas.microsoft.com/office/word/2018/wordml/cex" xmlns:w16cid="http://schemas.microsoft.com/office/word/2016/wordml/cid" xmlns:w16="http://schemas.microsoft.com/office/word/2018/wordml" xmlns:w16sdtdh="http://schemas.microsoft.com/office/word/2020/wordml/sdtdatahash" xmlns:w16sdtfl="http://schemas.microsoft.com/office/word/2024/wordml/sdtformatlock" xmlns:w16se="http://schemas.microsoft.com/office/word/2015/wordml/symex" xmlns:w16du="http://schemas.microsoft.com/office/word/2023/wordml/word16du" xmlns:wne="http://schemas.microsoft.com/office/word/2006/wordml" mc:Ignorable="w14 w15 w16se w16cid w16 w16cex w16sdtdh w16sdtfl w16du wp14">
   <w:p>
     <w:pPr>
       <w:pBdr>
@@ -5023,7 +4995,7 @@
 </file>
 
 <file path=word/footer3.xml><?xml version="1.0" encoding="utf-8"?>
-<w:ftr xmlns:wpc="http://schemas.microsoft.com/office/word/2010/wordprocessingCanvas" xmlns:cx="http://schemas.microsoft.com/office/drawing/2014/chartex" xmlns:cx1="http://schemas.microsoft.com/office/drawing/2015/9/8/chartex" xmlns:cx2="http://schemas.microsoft.com/office/drawing/2015/10/21/chartex" xmlns:cx3="http://schemas.microsoft.com/office/drawing/2016/5/9/chartex" xmlns:cx4="http://schemas.microsoft.com/office/drawing/2016/5/10/chartex" xmlns:cx5="http://schemas.microsoft.com/office/drawing/2016/5/11/chartex" xmlns:cx6="http://schemas.microsoft.com/office/drawing/2016/5/12/chartex" xmlns:cx7="http://schemas.microsoft.com/office/drawing/2016/5/13/chartex" xmlns:cx8="http://schemas.microsoft.com/office/drawing/2016/5/14/chartex" xmlns:mc="http://schemas.openxmlformats.org/markup-compatibility/2006" xmlns:aink="http://schemas.microsoft.com/office/drawing/2016/ink" xmlns:am3d="http://schemas.microsoft.com/office/drawing/2017/model3d" xmlns:o="urn:schemas-microsoft-com:office:office" xmlns:oel="http://schemas.microsoft.com/office/2019/extlst" xmlns:r="http://schemas.openxmlformats.org/officeDocument/2006/relationships" xmlns:m="http://schemas.openxmlformats.org/officeDocument/2006/math" xmlns:v="urn:schemas-microsoft-com:vml" xmlns:wp14="http://schemas.microsoft.com/office/word/2010/wordprocessingDrawing" xmlns:wp="http://schemas.openxmlformats.org/drawingml/2006/wordprocessingDrawing" xmlns:w10="urn:schemas-microsoft-com:office:word" xmlns:w="http://schemas.openxmlformats.org/wordprocessingml/2006/main" xmlns:w14="http://schemas.microsoft.com/office/word/2010/wordml" xmlns:w15="http://schemas.microsoft.com/office/word/2012/wordml" xmlns:w16cex="http://schemas.microsoft.com/office/word/2018/wordml/cex" xmlns:w16cid="http://schemas.microsoft.com/office/word/2016/wordml/cid" xmlns:w16="http://schemas.microsoft.com/office/word/2018/wordml" xmlns:w16du="http://schemas.microsoft.com/office/word/2023/wordml/word16du" xmlns:w16sdtdh="http://schemas.microsoft.com/office/word/2020/wordml/sdtdatahash" xmlns:w16sdtfl="http://schemas.microsoft.com/office/word/2024/wordml/sdtformatlock" xmlns:w16se="http://schemas.microsoft.com/office/word/2015/wordml/symex" xmlns:wpg="http://schemas.microsoft.com/office/word/2010/wordprocessingGroup" xmlns:wpi="http://schemas.microsoft.com/office/word/2010/wordprocessingInk" xmlns:wne="http://schemas.microsoft.com/office/word/2006/wordml" xmlns:wps="http://schemas.microsoft.com/office/word/2010/wordprocessingShape" mc:Ignorable="w14 w15 w16se w16cid w16 w16cex w16sdtdh w16sdtfl w16du wp14">
+<w:ftr xmlns:wpc="http://schemas.microsoft.com/office/word/2010/wordprocessingCanvas" xmlns:cx="http://schemas.microsoft.com/office/drawing/2014/chartex" xmlns:cx1="http://schemas.microsoft.com/office/drawing/2015/9/8/chartex" xmlns:cx2="http://schemas.microsoft.com/office/drawing/2015/10/21/chartex" xmlns:cx3="http://schemas.microsoft.com/office/drawing/2016/5/9/chartex" xmlns:cx4="http://schemas.microsoft.com/office/drawing/2016/5/10/chartex" xmlns:cx5="http://schemas.microsoft.com/office/drawing/2016/5/11/chartex" xmlns:cx6="http://schemas.microsoft.com/office/drawing/2016/5/12/chartex" xmlns:cx7="http://schemas.microsoft.com/office/drawing/2016/5/13/chartex" xmlns:cx8="http://schemas.microsoft.com/office/drawing/2016/5/14/chartex" xmlns:mc="http://schemas.openxmlformats.org/markup-compatibility/2006" xmlns:m="http://schemas.openxmlformats.org/officeDocument/2006/math" xmlns:aink="http://schemas.microsoft.com/office/drawing/2016/ink" xmlns:am3d="http://schemas.microsoft.com/office/drawing/2017/model3d" xmlns:oel="http://schemas.microsoft.com/office/2019/extlst" xmlns:r="http://schemas.openxmlformats.org/officeDocument/2006/relationships" xmlns:wp14="http://schemas.microsoft.com/office/word/2010/wordprocessingDrawing" xmlns:wp="http://schemas.openxmlformats.org/drawingml/2006/wordprocessingDrawing" xmlns:wpg="http://schemas.microsoft.com/office/word/2010/wordprocessingGroup" xmlns:wpi="http://schemas.microsoft.com/office/word/2010/wordprocessingInk" xmlns:wps="http://schemas.microsoft.com/office/word/2010/wordprocessingShape" xmlns:o="urn:schemas-microsoft-com:office:office" xmlns:v="urn:schemas-microsoft-com:vml" xmlns:w10="urn:schemas-microsoft-com:office:word" xmlns:w="http://schemas.openxmlformats.org/wordprocessingml/2006/main" xmlns:w14="http://schemas.microsoft.com/office/word/2010/wordml" xmlns:w15="http://schemas.microsoft.com/office/word/2012/wordml" xmlns:w16cex="http://schemas.microsoft.com/office/word/2018/wordml/cex" xmlns:w16cid="http://schemas.microsoft.com/office/word/2016/wordml/cid" xmlns:w16="http://schemas.microsoft.com/office/word/2018/wordml" xmlns:w16sdtdh="http://schemas.microsoft.com/office/word/2020/wordml/sdtdatahash" xmlns:w16sdtfl="http://schemas.microsoft.com/office/word/2024/wordml/sdtformatlock" xmlns:w16se="http://schemas.microsoft.com/office/word/2015/wordml/symex" xmlns:w16du="http://schemas.microsoft.com/office/word/2023/wordml/word16du" xmlns:wne="http://schemas.microsoft.com/office/word/2006/wordml" mc:Ignorable="w14 w15 w16se w16cid w16 w16cex w16sdtdh w16sdtfl w16du wp14">
   <w:p>
     <w:pPr>
       <w:pBdr>
@@ -5210,7 +5182,7 @@
 </file>
 
 <file path=word/footnotes.xml><?xml version="1.0" encoding="utf-8"?>
-<w:footnotes xmlns:wpc="http://schemas.microsoft.com/office/word/2010/wordprocessingCanvas" xmlns:cx="http://schemas.microsoft.com/office/drawing/2014/chartex" xmlns:cx1="http://schemas.microsoft.com/office/drawing/2015/9/8/chartex" xmlns:cx2="http://schemas.microsoft.com/office/drawing/2015/10/21/chartex" xmlns:cx3="http://schemas.microsoft.com/office/drawing/2016/5/9/chartex" xmlns:cx4="http://schemas.microsoft.com/office/drawing/2016/5/10/chartex" xmlns:cx5="http://schemas.microsoft.com/office/drawing/2016/5/11/chartex" xmlns:cx6="http://schemas.microsoft.com/office/drawing/2016/5/12/chartex" xmlns:cx7="http://schemas.microsoft.com/office/drawing/2016/5/13/chartex" xmlns:cx8="http://schemas.microsoft.com/office/drawing/2016/5/14/chartex" xmlns:mc="http://schemas.openxmlformats.org/markup-compatibility/2006" xmlns:aink="http://schemas.microsoft.com/office/drawing/2016/ink" xmlns:am3d="http://schemas.microsoft.com/office/drawing/2017/model3d" xmlns:o="urn:schemas-microsoft-com:office:office" xmlns:oel="http://schemas.microsoft.com/office/2019/extlst" xmlns:r="http://schemas.openxmlformats.org/officeDocument/2006/relationships" xmlns:m="http://schemas.openxmlformats.org/officeDocument/2006/math" xmlns:v="urn:schemas-microsoft-com:vml" xmlns:wp14="http://schemas.microsoft.com/office/word/2010/wordprocessingDrawing" xmlns:wp="http://schemas.openxmlformats.org/drawingml/2006/wordprocessingDrawing" xmlns:w10="urn:schemas-microsoft-com:office:word" xmlns:w="http://schemas.openxmlformats.org/wordprocessingml/2006/main" xmlns:w14="http://schemas.microsoft.com/office/word/2010/wordml" xmlns:w15="http://schemas.microsoft.com/office/word/2012/wordml" xmlns:w16cex="http://schemas.microsoft.com/office/word/2018/wordml/cex" xmlns:w16cid="http://schemas.microsoft.com/office/word/2016/wordml/cid" xmlns:w16="http://schemas.microsoft.com/office/word/2018/wordml" xmlns:w16du="http://schemas.microsoft.com/office/word/2023/wordml/word16du" xmlns:w16sdtdh="http://schemas.microsoft.com/office/word/2020/wordml/sdtdatahash" xmlns:w16sdtfl="http://schemas.microsoft.com/office/word/2024/wordml/sdtformatlock" xmlns:w16se="http://schemas.microsoft.com/office/word/2015/wordml/symex" xmlns:wpg="http://schemas.microsoft.com/office/word/2010/wordprocessingGroup" xmlns:wpi="http://schemas.microsoft.com/office/word/2010/wordprocessingInk" xmlns:wne="http://schemas.microsoft.com/office/word/2006/wordml" xmlns:wps="http://schemas.microsoft.com/office/word/2010/wordprocessingShape" mc:Ignorable="w14 w15 w16se w16cid w16 w16cex w16sdtdh w16sdtfl w16du wp14">
+<w:footnotes xmlns:wpc="http://schemas.microsoft.com/office/word/2010/wordprocessingCanvas" xmlns:cx="http://schemas.microsoft.com/office/drawing/2014/chartex" xmlns:cx1="http://schemas.microsoft.com/office/drawing/2015/9/8/chartex" xmlns:cx2="http://schemas.microsoft.com/office/drawing/2015/10/21/chartex" xmlns:cx3="http://schemas.microsoft.com/office/drawing/2016/5/9/chartex" xmlns:cx4="http://schemas.microsoft.com/office/drawing/2016/5/10/chartex" xmlns:cx5="http://schemas.microsoft.com/office/drawing/2016/5/11/chartex" xmlns:cx6="http://schemas.microsoft.com/office/drawing/2016/5/12/chartex" xmlns:cx7="http://schemas.microsoft.com/office/drawing/2016/5/13/chartex" xmlns:cx8="http://schemas.microsoft.com/office/drawing/2016/5/14/chartex" xmlns:mc="http://schemas.openxmlformats.org/markup-compatibility/2006" xmlns:m="http://schemas.openxmlformats.org/officeDocument/2006/math" xmlns:aink="http://schemas.microsoft.com/office/drawing/2016/ink" xmlns:am3d="http://schemas.microsoft.com/office/drawing/2017/model3d" xmlns:oel="http://schemas.microsoft.com/office/2019/extlst" xmlns:r="http://schemas.openxmlformats.org/officeDocument/2006/relationships" xmlns:wp14="http://schemas.microsoft.com/office/word/2010/wordprocessingDrawing" xmlns:wp="http://schemas.openxmlformats.org/drawingml/2006/wordprocessingDrawing" xmlns:wpg="http://schemas.microsoft.com/office/word/2010/wordprocessingGroup" xmlns:wpi="http://schemas.microsoft.com/office/word/2010/wordprocessingInk" xmlns:wps="http://schemas.microsoft.com/office/word/2010/wordprocessingShape" xmlns:o="urn:schemas-microsoft-com:office:office" xmlns:v="urn:schemas-microsoft-com:vml" xmlns:w10="urn:schemas-microsoft-com:office:word" xmlns:w="http://schemas.openxmlformats.org/wordprocessingml/2006/main" xmlns:w14="http://schemas.microsoft.com/office/word/2010/wordml" xmlns:w15="http://schemas.microsoft.com/office/word/2012/wordml" xmlns:w16cex="http://schemas.microsoft.com/office/word/2018/wordml/cex" xmlns:w16cid="http://schemas.microsoft.com/office/word/2016/wordml/cid" xmlns:w16="http://schemas.microsoft.com/office/word/2018/wordml" xmlns:w16sdtdh="http://schemas.microsoft.com/office/word/2020/wordml/sdtdatahash" xmlns:w16sdtfl="http://schemas.microsoft.com/office/word/2024/wordml/sdtformatlock" xmlns:w16se="http://schemas.microsoft.com/office/word/2015/wordml/symex" xmlns:w16du="http://schemas.microsoft.com/office/word/2023/wordml/word16du" xmlns:wne="http://schemas.microsoft.com/office/word/2006/wordml" mc:Ignorable="w14 w15 w16se w16cid w16 w16cex w16sdtdh w16sdtfl w16du wp14">
   <w:footnote w:type="separator" w:id="-1">
     <w:p>
       <w:pPr>
@@ -5235,7 +5207,7 @@
 </file>
 
 <file path=word/header1.xml><?xml version="1.0" encoding="utf-8"?>
-<w:hdr xmlns:wpc="http://schemas.microsoft.com/office/word/2010/wordprocessingCanvas" xmlns:cx="http://schemas.microsoft.com/office/drawing/2014/chartex" xmlns:cx1="http://schemas.microsoft.com/office/drawing/2015/9/8/chartex" xmlns:cx2="http://schemas.microsoft.com/office/drawing/2015/10/21/chartex" xmlns:cx3="http://schemas.microsoft.com/office/drawing/2016/5/9/chartex" xmlns:cx4="http://schemas.microsoft.com/office/drawing/2016/5/10/chartex" xmlns:cx5="http://schemas.microsoft.com/office/drawing/2016/5/11/chartex" xmlns:cx6="http://schemas.microsoft.com/office/drawing/2016/5/12/chartex" xmlns:cx7="http://schemas.microsoft.com/office/drawing/2016/5/13/chartex" xmlns:cx8="http://schemas.microsoft.com/office/drawing/2016/5/14/chartex" xmlns:mc="http://schemas.openxmlformats.org/markup-compatibility/2006" xmlns:aink="http://schemas.microsoft.com/office/drawing/2016/ink" xmlns:am3d="http://schemas.microsoft.com/office/drawing/2017/model3d" xmlns:o="urn:schemas-microsoft-com:office:office" xmlns:oel="http://schemas.microsoft.com/office/2019/extlst" xmlns:r="http://schemas.openxmlformats.org/officeDocument/2006/relationships" xmlns:m="http://schemas.openxmlformats.org/officeDocument/2006/math" xmlns:v="urn:schemas-microsoft-com:vml" xmlns:wp14="http://schemas.microsoft.com/office/word/2010/wordprocessingDrawing" xmlns:wp="http://schemas.openxmlformats.org/drawingml/2006/wordprocessingDrawing" xmlns:w10="urn:schemas-microsoft-com:office:word" xmlns:w="http://schemas.openxmlformats.org/wordprocessingml/2006/main" xmlns:w14="http://schemas.microsoft.com/office/word/2010/wordml" xmlns:w15="http://schemas.microsoft.com/office/word/2012/wordml" xmlns:w16cex="http://schemas.microsoft.com/office/word/2018/wordml/cex" xmlns:w16cid="http://schemas.microsoft.com/office/word/2016/wordml/cid" xmlns:w16="http://schemas.microsoft.com/office/word/2018/wordml" xmlns:w16du="http://schemas.microsoft.com/office/word/2023/wordml/word16du" xmlns:w16sdtdh="http://schemas.microsoft.com/office/word/2020/wordml/sdtdatahash" xmlns:w16sdtfl="http://schemas.microsoft.com/office/word/2024/wordml/sdtformatlock" xmlns:w16se="http://schemas.microsoft.com/office/word/2015/wordml/symex" xmlns:wpg="http://schemas.microsoft.com/office/word/2010/wordprocessingGroup" xmlns:wpi="http://schemas.microsoft.com/office/word/2010/wordprocessingInk" xmlns:wne="http://schemas.microsoft.com/office/word/2006/wordml" xmlns:wps="http://schemas.microsoft.com/office/word/2010/wordprocessingShape" mc:Ignorable="w14 w15 w16se w16cid w16 w16cex w16sdtdh w16sdtfl w16du wp14">
+<w:hdr xmlns:wpc="http://schemas.microsoft.com/office/word/2010/wordprocessingCanvas" xmlns:cx="http://schemas.microsoft.com/office/drawing/2014/chartex" xmlns:cx1="http://schemas.microsoft.com/office/drawing/2015/9/8/chartex" xmlns:cx2="http://schemas.microsoft.com/office/drawing/2015/10/21/chartex" xmlns:cx3="http://schemas.microsoft.com/office/drawing/2016/5/9/chartex" xmlns:cx4="http://schemas.microsoft.com/office/drawing/2016/5/10/chartex" xmlns:cx5="http://schemas.microsoft.com/office/drawing/2016/5/11/chartex" xmlns:cx6="http://schemas.microsoft.com/office/drawing/2016/5/12/chartex" xmlns:cx7="http://schemas.microsoft.com/office/drawing/2016/5/13/chartex" xmlns:cx8="http://schemas.microsoft.com/office/drawing/2016/5/14/chartex" xmlns:mc="http://schemas.openxmlformats.org/markup-compatibility/2006" xmlns:m="http://schemas.openxmlformats.org/officeDocument/2006/math" xmlns:aink="http://schemas.microsoft.com/office/drawing/2016/ink" xmlns:am3d="http://schemas.microsoft.com/office/drawing/2017/model3d" xmlns:oel="http://schemas.microsoft.com/office/2019/extlst" xmlns:r="http://schemas.openxmlformats.org/officeDocument/2006/relationships" xmlns:wp14="http://schemas.microsoft.com/office/word/2010/wordprocessingDrawing" xmlns:wp="http://schemas.openxmlformats.org/drawingml/2006/wordprocessingDrawing" xmlns:wpg="http://schemas.microsoft.com/office/word/2010/wordprocessingGroup" xmlns:wpi="http://schemas.microsoft.com/office/word/2010/wordprocessingInk" xmlns:wps="http://schemas.microsoft.com/office/word/2010/wordprocessingShape" xmlns:o="urn:schemas-microsoft-com:office:office" xmlns:v="urn:schemas-microsoft-com:vml" xmlns:w10="urn:schemas-microsoft-com:office:word" xmlns:w="http://schemas.openxmlformats.org/wordprocessingml/2006/main" xmlns:w14="http://schemas.microsoft.com/office/word/2010/wordml" xmlns:w15="http://schemas.microsoft.com/office/word/2012/wordml" xmlns:w16cex="http://schemas.microsoft.com/office/word/2018/wordml/cex" xmlns:w16cid="http://schemas.microsoft.com/office/word/2016/wordml/cid" xmlns:w16="http://schemas.microsoft.com/office/word/2018/wordml" xmlns:w16sdtdh="http://schemas.microsoft.com/office/word/2020/wordml/sdtdatahash" xmlns:w16sdtfl="http://schemas.microsoft.com/office/word/2024/wordml/sdtformatlock" xmlns:w16se="http://schemas.microsoft.com/office/word/2015/wordml/symex" xmlns:w16du="http://schemas.microsoft.com/office/word/2023/wordml/word16du" xmlns:wne="http://schemas.microsoft.com/office/word/2006/wordml" mc:Ignorable="w14 w15 w16se w16cid w16 w16cex w16sdtdh w16sdtfl w16du wp14">
   <w:p>
     <w:pPr>
       <w:pStyle w:val="Header"/>
@@ -5245,7 +5217,7 @@
 </file>
 
 <file path=word/header2.xml><?xml version="1.0" encoding="utf-8"?>
-<w:hdr xmlns:wpc="http://schemas.microsoft.com/office/word/2010/wordprocessingCanvas" xmlns:cx="http://schemas.microsoft.com/office/drawing/2014/chartex" xmlns:cx1="http://schemas.microsoft.com/office/drawing/2015/9/8/chartex" xmlns:cx2="http://schemas.microsoft.com/office/drawing/2015/10/21/chartex" xmlns:cx3="http://schemas.microsoft.com/office/drawing/2016/5/9/chartex" xmlns:cx4="http://schemas.microsoft.com/office/drawing/2016/5/10/chartex" xmlns:cx5="http://schemas.microsoft.com/office/drawing/2016/5/11/chartex" xmlns:cx6="http://schemas.microsoft.com/office/drawing/2016/5/12/chartex" xmlns:cx7="http://schemas.microsoft.com/office/drawing/2016/5/13/chartex" xmlns:cx8="http://schemas.microsoft.com/office/drawing/2016/5/14/chartex" xmlns:mc="http://schemas.openxmlformats.org/markup-compatibility/2006" xmlns:aink="http://schemas.microsoft.com/office/drawing/2016/ink" xmlns:am3d="http://schemas.microsoft.com/office/drawing/2017/model3d" xmlns:o="urn:schemas-microsoft-com:office:office" xmlns:oel="http://schemas.microsoft.com/office/2019/extlst" xmlns:r="http://schemas.openxmlformats.org/officeDocument/2006/relationships" xmlns:m="http://schemas.openxmlformats.org/officeDocument/2006/math" xmlns:v="urn:schemas-microsoft-com:vml" xmlns:wp14="http://schemas.microsoft.com/office/word/2010/wordprocessingDrawing" xmlns:wp="http://schemas.openxmlformats.org/drawingml/2006/wordprocessingDrawing" xmlns:w10="urn:schemas-microsoft-com:office:word" xmlns:w="http://schemas.openxmlformats.org/wordprocessingml/2006/main" xmlns:w14="http://schemas.microsoft.com/office/word/2010/wordml" xmlns:w15="http://schemas.microsoft.com/office/word/2012/wordml" xmlns:w16cex="http://schemas.microsoft.com/office/word/2018/wordml/cex" xmlns:w16cid="http://schemas.microsoft.com/office/word/2016/wordml/cid" xmlns:w16="http://schemas.microsoft.com/office/word/2018/wordml" xmlns:w16du="http://schemas.microsoft.com/office/word/2023/wordml/word16du" xmlns:w16sdtdh="http://schemas.microsoft.com/office/word/2020/wordml/sdtdatahash" xmlns:w16sdtfl="http://schemas.microsoft.com/office/word/2024/wordml/sdtformatlock" xmlns:w16se="http://schemas.microsoft.com/office/word/2015/wordml/symex" xmlns:wpg="http://schemas.microsoft.com/office/word/2010/wordprocessingGroup" xmlns:wpi="http://schemas.microsoft.com/office/word/2010/wordprocessingInk" xmlns:wne="http://schemas.microsoft.com/office/word/2006/wordml" xmlns:wps="http://schemas.microsoft.com/office/word/2010/wordprocessingShape" mc:Ignorable="w14 w15 w16se w16cid w16 w16cex w16sdtdh w16sdtfl w16du wp14">
+<w:hdr xmlns:wpc="http://schemas.microsoft.com/office/word/2010/wordprocessingCanvas" xmlns:cx="http://schemas.microsoft.com/office/drawing/2014/chartex" xmlns:cx1="http://schemas.microsoft.com/office/drawing/2015/9/8/chartex" xmlns:cx2="http://schemas.microsoft.com/office/drawing/2015/10/21/chartex" xmlns:cx3="http://schemas.microsoft.com/office/drawing/2016/5/9/chartex" xmlns:cx4="http://schemas.microsoft.com/office/drawing/2016/5/10/chartex" xmlns:cx5="http://schemas.microsoft.com/office/drawing/2016/5/11/chartex" xmlns:cx6="http://schemas.microsoft.com/office/drawing/2016/5/12/chartex" xmlns:cx7="http://schemas.microsoft.com/office/drawing/2016/5/13/chartex" xmlns:cx8="http://schemas.microsoft.com/office/drawing/2016/5/14/chartex" xmlns:mc="http://schemas.openxmlformats.org/markup-compatibility/2006" xmlns:m="http://schemas.openxmlformats.org/officeDocument/2006/math" xmlns:aink="http://schemas.microsoft.com/office/drawing/2016/ink" xmlns:am3d="http://schemas.microsoft.com/office/drawing/2017/model3d" xmlns:oel="http://schemas.microsoft.com/office/2019/extlst" xmlns:r="http://schemas.openxmlformats.org/officeDocument/2006/relationships" xmlns:wp14="http://schemas.microsoft.com/office/word/2010/wordprocessingDrawing" xmlns:wp="http://schemas.openxmlformats.org/drawingml/2006/wordprocessingDrawing" xmlns:wpg="http://schemas.microsoft.com/office/word/2010/wordprocessingGroup" xmlns:wpi="http://schemas.microsoft.com/office/word/2010/wordprocessingInk" xmlns:wps="http://schemas.microsoft.com/office/word/2010/wordprocessingShape" xmlns:o="urn:schemas-microsoft-com:office:office" xmlns:v="urn:schemas-microsoft-com:vml" xmlns:w10="urn:schemas-microsoft-com:office:word" xmlns:w="http://schemas.openxmlformats.org/wordprocessingml/2006/main" xmlns:w14="http://schemas.microsoft.com/office/word/2010/wordml" xmlns:w15="http://schemas.microsoft.com/office/word/2012/wordml" xmlns:w16cex="http://schemas.microsoft.com/office/word/2018/wordml/cex" xmlns:w16cid="http://schemas.microsoft.com/office/word/2016/wordml/cid" xmlns:w16="http://schemas.microsoft.com/office/word/2018/wordml" xmlns:w16sdtdh="http://schemas.microsoft.com/office/word/2020/wordml/sdtdatahash" xmlns:w16sdtfl="http://schemas.microsoft.com/office/word/2024/wordml/sdtformatlock" xmlns:w16se="http://schemas.microsoft.com/office/word/2015/wordml/symex" xmlns:w16du="http://schemas.microsoft.com/office/word/2023/wordml/word16du" xmlns:wne="http://schemas.microsoft.com/office/word/2006/wordml" mc:Ignorable="w14 w15 w16se w16cid w16 w16cex w16sdtdh w16sdtfl w16du wp14">
   <w:p>
     <w:pPr>
       <w:pBdr>
@@ -5314,7 +5286,7 @@
 </file>
 
 <file path=word/header3.xml><?xml version="1.0" encoding="utf-8"?>
-<w:hdr xmlns:wpc="http://schemas.microsoft.com/office/word/2010/wordprocessingCanvas" xmlns:cx="http://schemas.microsoft.com/office/drawing/2014/chartex" xmlns:cx1="http://schemas.microsoft.com/office/drawing/2015/9/8/chartex" xmlns:cx2="http://schemas.microsoft.com/office/drawing/2015/10/21/chartex" xmlns:cx3="http://schemas.microsoft.com/office/drawing/2016/5/9/chartex" xmlns:cx4="http://schemas.microsoft.com/office/drawing/2016/5/10/chartex" xmlns:cx5="http://schemas.microsoft.com/office/drawing/2016/5/11/chartex" xmlns:cx6="http://schemas.microsoft.com/office/drawing/2016/5/12/chartex" xmlns:cx7="http://schemas.microsoft.com/office/drawing/2016/5/13/chartex" xmlns:cx8="http://schemas.microsoft.com/office/drawing/2016/5/14/chartex" xmlns:mc="http://schemas.openxmlformats.org/markup-compatibility/2006" xmlns:aink="http://schemas.microsoft.com/office/drawing/2016/ink" xmlns:am3d="http://schemas.microsoft.com/office/drawing/2017/model3d" xmlns:o="urn:schemas-microsoft-com:office:office" xmlns:oel="http://schemas.microsoft.com/office/2019/extlst" xmlns:r="http://schemas.openxmlformats.org/officeDocument/2006/relationships" xmlns:m="http://schemas.openxmlformats.org/officeDocument/2006/math" xmlns:v="urn:schemas-microsoft-com:vml" xmlns:wp14="http://schemas.microsoft.com/office/word/2010/wordprocessingDrawing" xmlns:wp="http://schemas.openxmlformats.org/drawingml/2006/wordprocessingDrawing" xmlns:w10="urn:schemas-microsoft-com:office:word" xmlns:w="http://schemas.openxmlformats.org/wordprocessingml/2006/main" xmlns:w14="http://schemas.microsoft.com/office/word/2010/wordml" xmlns:w15="http://schemas.microsoft.com/office/word/2012/wordml" xmlns:w16cex="http://schemas.microsoft.com/office/word/2018/wordml/cex" xmlns:w16cid="http://schemas.microsoft.com/office/word/2016/wordml/cid" xmlns:w16="http://schemas.microsoft.com/office/word/2018/wordml" xmlns:w16du="http://schemas.microsoft.com/office/word/2023/wordml/word16du" xmlns:w16sdtdh="http://schemas.microsoft.com/office/word/2020/wordml/sdtdatahash" xmlns:w16sdtfl="http://schemas.microsoft.com/office/word/2024/wordml/sdtformatlock" xmlns:w16se="http://schemas.microsoft.com/office/word/2015/wordml/symex" xmlns:wpg="http://schemas.microsoft.com/office/word/2010/wordprocessingGroup" xmlns:wpi="http://schemas.microsoft.com/office/word/2010/wordprocessingInk" xmlns:wne="http://schemas.microsoft.com/office/word/2006/wordml" xmlns:wps="http://schemas.microsoft.com/office/word/2010/wordprocessingShape" mc:Ignorable="w14 w15 w16se w16cid w16 w16cex w16sdtdh w16sdtfl w16du wp14">
+<w:hdr xmlns:wpc="http://schemas.microsoft.com/office/word/2010/wordprocessingCanvas" xmlns:cx="http://schemas.microsoft.com/office/drawing/2014/chartex" xmlns:cx1="http://schemas.microsoft.com/office/drawing/2015/9/8/chartex" xmlns:cx2="http://schemas.microsoft.com/office/drawing/2015/10/21/chartex" xmlns:cx3="http://schemas.microsoft.com/office/drawing/2016/5/9/chartex" xmlns:cx4="http://schemas.microsoft.com/office/drawing/2016/5/10/chartex" xmlns:cx5="http://schemas.microsoft.com/office/drawing/2016/5/11/chartex" xmlns:cx6="http://schemas.microsoft.com/office/drawing/2016/5/12/chartex" xmlns:cx7="http://schemas.microsoft.com/office/drawing/2016/5/13/chartex" xmlns:cx8="http://schemas.microsoft.com/office/drawing/2016/5/14/chartex" xmlns:mc="http://schemas.openxmlformats.org/markup-compatibility/2006" xmlns:m="http://schemas.openxmlformats.org/officeDocument/2006/math" xmlns:aink="http://schemas.microsoft.com/office/drawing/2016/ink" xmlns:am3d="http://schemas.microsoft.com/office/drawing/2017/model3d" xmlns:oel="http://schemas.microsoft.com/office/2019/extlst" xmlns:r="http://schemas.openxmlformats.org/officeDocument/2006/relationships" xmlns:wp14="http://schemas.microsoft.com/office/word/2010/wordprocessingDrawing" xmlns:wp="http://schemas.openxmlformats.org/drawingml/2006/wordprocessingDrawing" xmlns:wpg="http://schemas.microsoft.com/office/word/2010/wordprocessingGroup" xmlns:wpi="http://schemas.microsoft.com/office/word/2010/wordprocessingInk" xmlns:wps="http://schemas.microsoft.com/office/word/2010/wordprocessingShape" xmlns:o="urn:schemas-microsoft-com:office:office" xmlns:v="urn:schemas-microsoft-com:vml" xmlns:w10="urn:schemas-microsoft-com:office:word" xmlns:w="http://schemas.openxmlformats.org/wordprocessingml/2006/main" xmlns:w14="http://schemas.microsoft.com/office/word/2010/wordml" xmlns:w15="http://schemas.microsoft.com/office/word/2012/wordml" xmlns:w16cex="http://schemas.microsoft.com/office/word/2018/wordml/cex" xmlns:w16cid="http://schemas.microsoft.com/office/word/2016/wordml/cid" xmlns:w16="http://schemas.microsoft.com/office/word/2018/wordml" xmlns:w16sdtdh="http://schemas.microsoft.com/office/word/2020/wordml/sdtdatahash" xmlns:w16sdtfl="http://schemas.microsoft.com/office/word/2024/wordml/sdtformatlock" xmlns:w16se="http://schemas.microsoft.com/office/word/2015/wordml/symex" xmlns:w16du="http://schemas.microsoft.com/office/word/2023/wordml/word16du" xmlns:wne="http://schemas.microsoft.com/office/word/2006/wordml" mc:Ignorable="w14 w15 w16se w16cid w16 w16cex w16sdtdh w16sdtfl w16du wp14">
   <w:p>
     <w:pPr>
       <w:pBdr>
@@ -5431,7 +5403,7 @@
 </file>
 
 <file path=word/numbering.xml><?xml version="1.0" encoding="utf-8"?>
-<w:numbering xmlns:wpc="http://schemas.microsoft.com/office/word/2010/wordprocessingCanvas" xmlns:cx="http://schemas.microsoft.com/office/drawing/2014/chartex" xmlns:cx1="http://schemas.microsoft.com/office/drawing/2015/9/8/chartex" xmlns:cx2="http://schemas.microsoft.com/office/drawing/2015/10/21/chartex" xmlns:cx3="http://schemas.microsoft.com/office/drawing/2016/5/9/chartex" xmlns:cx4="http://schemas.microsoft.com/office/drawing/2016/5/10/chartex" xmlns:cx5="http://schemas.microsoft.com/office/drawing/2016/5/11/chartex" xmlns:cx6="http://schemas.microsoft.com/office/drawing/2016/5/12/chartex" xmlns:cx7="http://schemas.microsoft.com/office/drawing/2016/5/13/chartex" xmlns:cx8="http://schemas.microsoft.com/office/drawing/2016/5/14/chartex" xmlns:mc="http://schemas.openxmlformats.org/markup-compatibility/2006" xmlns:aink="http://schemas.microsoft.com/office/drawing/2016/ink" xmlns:am3d="http://schemas.microsoft.com/office/drawing/2017/model3d" xmlns:o="urn:schemas-microsoft-com:office:office" xmlns:oel="http://schemas.microsoft.com/office/2019/extlst" xmlns:r="http://schemas.openxmlformats.org/officeDocument/2006/relationships" xmlns:m="http://schemas.openxmlformats.org/officeDocument/2006/math" xmlns:v="urn:schemas-microsoft-com:vml" xmlns:wp14="http://schemas.microsoft.com/office/word/2010/wordprocessingDrawing" xmlns:wp="http://schemas.openxmlformats.org/drawingml/2006/wordprocessingDrawing" xmlns:w10="urn:schemas-microsoft-com:office:word" xmlns:w="http://schemas.openxmlformats.org/wordprocessingml/2006/main" xmlns:w14="http://schemas.microsoft.com/office/word/2010/wordml" xmlns:w15="http://schemas.microsoft.com/office/word/2012/wordml" xmlns:w16cex="http://schemas.microsoft.com/office/word/2018/wordml/cex" xmlns:w16cid="http://schemas.microsoft.com/office/word/2016/wordml/cid" xmlns:w16="http://schemas.microsoft.com/office/word/2018/wordml" xmlns:w16du="http://schemas.microsoft.com/office/word/2023/wordml/word16du" xmlns:w16sdtdh="http://schemas.microsoft.com/office/word/2020/wordml/sdtdatahash" xmlns:w16sdtfl="http://schemas.microsoft.com/office/word/2024/wordml/sdtformatlock" xmlns:w16se="http://schemas.microsoft.com/office/word/2015/wordml/symex" xmlns:wpg="http://schemas.microsoft.com/office/word/2010/wordprocessingGroup" xmlns:wpi="http://schemas.microsoft.com/office/word/2010/wordprocessingInk" xmlns:wne="http://schemas.microsoft.com/office/word/2006/wordml" xmlns:wps="http://schemas.microsoft.com/office/word/2010/wordprocessingShape" mc:Ignorable="w14 w15 w16se w16cid w16 w16cex w16sdtdh w16sdtfl w16du wp14">
+<w:numbering xmlns:wpc="http://schemas.microsoft.com/office/word/2010/wordprocessingCanvas" xmlns:cx="http://schemas.microsoft.com/office/drawing/2014/chartex" xmlns:cx1="http://schemas.microsoft.com/office/drawing/2015/9/8/chartex" xmlns:cx2="http://schemas.microsoft.com/office/drawing/2015/10/21/chartex" xmlns:cx3="http://schemas.microsoft.com/office/drawing/2016/5/9/chartex" xmlns:cx4="http://schemas.microsoft.com/office/drawing/2016/5/10/chartex" xmlns:cx5="http://schemas.microsoft.com/office/drawing/2016/5/11/chartex" xmlns:cx6="http://schemas.microsoft.com/office/drawing/2016/5/12/chartex" xmlns:cx7="http://schemas.microsoft.com/office/drawing/2016/5/13/chartex" xmlns:cx8="http://schemas.microsoft.com/office/drawing/2016/5/14/chartex" xmlns:mc="http://schemas.openxmlformats.org/markup-compatibility/2006" xmlns:m="http://schemas.openxmlformats.org/officeDocument/2006/math" xmlns:aink="http://schemas.microsoft.com/office/drawing/2016/ink" xmlns:am3d="http://schemas.microsoft.com/office/drawing/2017/model3d" xmlns:oel="http://schemas.microsoft.com/office/2019/extlst" xmlns:r="http://schemas.openxmlformats.org/officeDocument/2006/relationships" xmlns:wp14="http://schemas.microsoft.com/office/word/2010/wordprocessingDrawing" xmlns:wp="http://schemas.openxmlformats.org/drawingml/2006/wordprocessingDrawing" xmlns:wpg="http://schemas.microsoft.com/office/word/2010/wordprocessingGroup" xmlns:wpi="http://schemas.microsoft.com/office/word/2010/wordprocessingInk" xmlns:wps="http://schemas.microsoft.com/office/word/2010/wordprocessingShape" xmlns:o="urn:schemas-microsoft-com:office:office" xmlns:v="urn:schemas-microsoft-com:vml" xmlns:w10="urn:schemas-microsoft-com:office:word" xmlns:w="http://schemas.openxmlformats.org/wordprocessingml/2006/main" xmlns:w14="http://schemas.microsoft.com/office/word/2010/wordml" xmlns:w15="http://schemas.microsoft.com/office/word/2012/wordml" xmlns:w16cex="http://schemas.microsoft.com/office/word/2018/wordml/cex" xmlns:w16cid="http://schemas.microsoft.com/office/word/2016/wordml/cid" xmlns:w16="http://schemas.microsoft.com/office/word/2018/wordml" xmlns:w16sdtdh="http://schemas.microsoft.com/office/word/2020/wordml/sdtdatahash" xmlns:w16sdtfl="http://schemas.microsoft.com/office/word/2024/wordml/sdtformatlock" xmlns:w16se="http://schemas.microsoft.com/office/word/2015/wordml/symex" xmlns:w16du="http://schemas.microsoft.com/office/word/2023/wordml/word16du" xmlns:wne="http://schemas.microsoft.com/office/word/2006/wordml" mc:Ignorable="w14 w15 w16se w16cid w16 w16cex w16sdtdh w16sdtfl w16du wp14">
   <w:abstractNum w:abstractNumId="0" w15:restartNumberingAfterBreak="0">
     <w:nsid w:val="2D8928D7"/>
     <w:multiLevelType w:val="hybridMultilevel"/>
@@ -5856,7 +5828,7 @@
 </file>
 
 <file path=word/styles.xml><?xml version="1.0" encoding="utf-8"?>
-<w:styles xmlns:mc="http://schemas.openxmlformats.org/markup-compatibility/2006" xmlns:r="http://schemas.openxmlformats.org/officeDocument/2006/relationships" xmlns:w="http://schemas.openxmlformats.org/wordprocessingml/2006/main" xmlns:w14="http://schemas.microsoft.com/office/word/2010/wordml" xmlns:w15="http://schemas.microsoft.com/office/word/2012/wordml" xmlns:w16cex="http://schemas.microsoft.com/office/word/2018/wordml/cex" xmlns:w16cid="http://schemas.microsoft.com/office/word/2016/wordml/cid" xmlns:w16="http://schemas.microsoft.com/office/word/2018/wordml" xmlns:w16du="http://schemas.microsoft.com/office/word/2023/wordml/word16du" xmlns:w16sdtdh="http://schemas.microsoft.com/office/word/2020/wordml/sdtdatahash" xmlns:w16sdtfl="http://schemas.microsoft.com/office/word/2024/wordml/sdtformatlock" xmlns:w16se="http://schemas.microsoft.com/office/word/2015/wordml/symex" mc:Ignorable="w14 w15 w16se w16cid w16 w16cex w16sdtdh w16sdtfl w16du">
+<w:styles xmlns:mc="http://schemas.openxmlformats.org/markup-compatibility/2006" xmlns:r="http://schemas.openxmlformats.org/officeDocument/2006/relationships" xmlns:w="http://schemas.openxmlformats.org/wordprocessingml/2006/main" xmlns:w14="http://schemas.microsoft.com/office/word/2010/wordml" xmlns:w15="http://schemas.microsoft.com/office/word/2012/wordml" xmlns:w16cex="http://schemas.microsoft.com/office/word/2018/wordml/cex" xmlns:w16cid="http://schemas.microsoft.com/office/word/2016/wordml/cid" xmlns:w16="http://schemas.microsoft.com/office/word/2018/wordml" xmlns:w16sdtdh="http://schemas.microsoft.com/office/word/2020/wordml/sdtdatahash" xmlns:w16sdtfl="http://schemas.microsoft.com/office/word/2024/wordml/sdtformatlock" xmlns:w16se="http://schemas.microsoft.com/office/word/2015/wordml/symex" xmlns:w16du="http://schemas.microsoft.com/office/word/2023/wordml/word16du" mc:Ignorable="w14 w15 w16se w16cid w16 w16cex w16sdtdh w16sdtfl w16du">
   <w:docDefaults>
     <w:rPrDefault>
       <w:rPr>
